--- a/fixtures/docx/rev-text.docx
+++ b/fixtures/docx/rev-text.docx
@@ -6,7 +6,7 @@
       <w:r>
         <w:t>The quick</w:t>
       </w:r>
-      <w:ins w:id="0" w:author="Author A" w:date="2026-10-11T15:20:00Z" w16du:dateUtc="2026-10-11T14:20:00Z">
+      <w:ins w:id="0" w:author="Author A" w:date="2026-10-11T18:21:00Z" w16du:dateUtc="2026-10-11T17:21:00Z">
         <w:r>
           <w:t xml:space="preserve"> very</w:t>
         </w:r>
@@ -14,7 +14,7 @@
       <w:r>
         <w:t xml:space="preserve"> </w:t>
       </w:r>
-      <w:del w:id="1" w:author="Author A" w:date="2026-10-11T15:20:00Z" w16du:dateUtc="2026-10-11T14:20:00Z">
+      <w:del w:id="1" w:author="Author A" w:date="2026-10-11T18:21:00Z" w16du:dateUtc="2026-10-11T17:21:00Z">
         <w:r>
           <w:delText xml:space="preserve">brown </w:delText>
         </w:r>
@@ -22,12 +22,12 @@
       <w:r>
         <w:t xml:space="preserve">fox jumps over the </w:t>
       </w:r>
-      <w:ins w:id="2" w:author="Author A" w:date="2026-10-11T15:20:00Z" w16du:dateUtc="2026-10-11T14:20:00Z">
+      <w:ins w:id="2" w:author="Author A" w:date="2026-10-11T18:21:00Z" w16du:dateUtc="2026-10-11T17:21:00Z">
         <w:r>
           <w:t>sleepy</w:t>
         </w:r>
       </w:ins>
-      <w:del w:id="3" w:author="Author A" w:date="2026-10-11T15:20:00Z" w16du:dateUtc="2026-10-11T14:20:00Z">
+      <w:del w:id="3" w:author="Author A" w:date="2026-10-11T18:21:00Z" w16du:dateUtc="2026-10-11T17:21:00Z">
         <w:r>
           <w:delText>lazy</w:delText>
         </w:r>
@@ -39,17 +39,17 @@
     <w:p>
       <w:pPr>
         <w:rPr>
-          <w:del w:id="4" w:author="Author A" w:date="2026-10-11T15:20:00Z" w16du:dateUtc="2026-10-11T14:20:00Z"/>
+          <w:del w:id="4" w:author="Author A" w:date="2026-10-11T18:21:00Z" w16du:dateUtc="2026-10-11T17:21:00Z"/>
         </w:rPr>
       </w:pPr>
-      <w:del w:id="5" w:author="Author A" w:date="2026-10-11T15:20:00Z" w16du:dateUtc="2026-10-11T14:20:00Z">
+      <w:del w:id="5" w:author="Author A" w:date="2026-10-11T18:21:00Z" w16du:dateUtc="2026-10-11T17:21:00Z">
         <w:r>
           <w:delText>Second paragraph here.</w:delText>
         </w:r>
       </w:del>
     </w:p>
     <w:p>
-      <w:del w:id="6" w:author="Author A" w:date="2026-10-11T15:20:00Z" w16du:dateUtc="2026-10-11T14:20:00Z">
+      <w:del w:id="6" w:author="Author A" w:date="2026-10-11T18:21:00Z" w16du:dateUtc="2026-10-11T17:21:00Z">
         <w:r>
           <w:delText xml:space="preserve">Third </w:delText>
         </w:r>
@@ -61,13 +61,13 @@
     <w:p>
       <w:pPr>
         <w:rPr>
-          <w:ins w:id="7" w:author="Author A" w:date="2026-10-11T15:20:00Z" w16du:dateUtc="2026-10-11T14:20:00Z"/>
+          <w:ins w:id="7" w:author="Author A" w:date="2026-10-11T18:21:00Z" w16du:dateUtc="2026-10-11T17:21:00Z"/>
         </w:rPr>
       </w:pPr>
       <w:r>
         <w:t>Fourth paragraph here</w:t>
       </w:r>
-      <w:ins w:id="8" w:author="Author A" w:date="2026-10-11T15:20:00Z" w16du:dateUtc="2026-10-11T14:20:00Z">
+      <w:ins w:id="8" w:author="Author A" w:date="2026-10-11T18:21:00Z" w16du:dateUtc="2026-10-11T17:21:00Z">
         <w:r>
           <w:t xml:space="preserve"> and more</w:t>
         </w:r>
@@ -77,7 +77,7 @@
       </w:r>
     </w:p>
     <w:p>
-      <w:ins w:id="9" w:author="Author A" w:date="2026-10-11T15:20:00Z" w16du:dateUtc="2026-10-11T14:20:00Z">
+      <w:ins w:id="9" w:author="Author A" w:date="2026-10-11T18:21:00Z" w16du:dateUtc="2026-10-11T17:21:00Z">
         <w:r>
           <w:t>Fifth inserted paragraph.</w:t>
         </w:r>
@@ -509,7 +509,7 @@
     <w:link w:val="Heading1Char"/>
     <w:uiPriority w:val="9"/>
     <w:qFormat/>
-    <w:rsid w:val="00264EC8"/>
+    <w:rsid w:val="002F20FB"/>
     <w:pPr>
       <w:keepNext/>
       <w:keepLines/>
@@ -532,7 +532,7 @@
     <w:semiHidden/>
     <w:unhideWhenUsed/>
     <w:qFormat/>
-    <w:rsid w:val="00264EC8"/>
+    <w:rsid w:val="002F20FB"/>
     <w:pPr>
       <w:keepNext/>
       <w:keepLines/>
@@ -555,7 +555,7 @@
     <w:semiHidden/>
     <w:unhideWhenUsed/>
     <w:qFormat/>
-    <w:rsid w:val="00264EC8"/>
+    <w:rsid w:val="002F20FB"/>
     <w:pPr>
       <w:keepNext/>
       <w:keepLines/>
@@ -578,7 +578,7 @@
     <w:semiHidden/>
     <w:unhideWhenUsed/>
     <w:qFormat/>
-    <w:rsid w:val="00264EC8"/>
+    <w:rsid w:val="002F20FB"/>
     <w:pPr>
       <w:keepNext/>
       <w:keepLines/>
@@ -601,7 +601,7 @@
     <w:semiHidden/>
     <w:unhideWhenUsed/>
     <w:qFormat/>
-    <w:rsid w:val="00264EC8"/>
+    <w:rsid w:val="002F20FB"/>
     <w:pPr>
       <w:keepNext/>
       <w:keepLines/>
@@ -622,7 +622,7 @@
     <w:semiHidden/>
     <w:unhideWhenUsed/>
     <w:qFormat/>
-    <w:rsid w:val="00264EC8"/>
+    <w:rsid w:val="002F20FB"/>
     <w:pPr>
       <w:keepNext/>
       <w:keepLines/>
@@ -645,7 +645,7 @@
     <w:semiHidden/>
     <w:unhideWhenUsed/>
     <w:qFormat/>
-    <w:rsid w:val="00264EC8"/>
+    <w:rsid w:val="002F20FB"/>
     <w:pPr>
       <w:keepNext/>
       <w:keepLines/>
@@ -666,7 +666,7 @@
     <w:semiHidden/>
     <w:unhideWhenUsed/>
     <w:qFormat/>
-    <w:rsid w:val="00264EC8"/>
+    <w:rsid w:val="002F20FB"/>
     <w:pPr>
       <w:keepNext/>
       <w:keepLines/>
@@ -689,7 +689,7 @@
     <w:semiHidden/>
     <w:unhideWhenUsed/>
     <w:qFormat/>
-    <w:rsid w:val="00264EC8"/>
+    <w:rsid w:val="002F20FB"/>
     <w:pPr>
       <w:keepNext/>
       <w:keepLines/>
@@ -733,7 +733,7 @@
     <w:basedOn w:val="DefaultParagraphFont"/>
     <w:link w:val="Heading1"/>
     <w:uiPriority w:val="9"/>
-    <w:rsid w:val="00264EC8"/>
+    <w:rsid w:val="002F20FB"/>
     <w:rPr>
       <w:rFonts w:asciiTheme="majorHAnsi" w:eastAsiaTheme="majorEastAsia" w:hAnsiTheme="majorHAnsi" w:cstheme="majorBidi"/>
       <w:color w:val="2F5496" w:themeColor="accent1" w:themeShade="BF"/>
@@ -747,7 +747,7 @@
     <w:link w:val="Heading2"/>
     <w:uiPriority w:val="9"/>
     <w:semiHidden/>
-    <w:rsid w:val="00264EC8"/>
+    <w:rsid w:val="002F20FB"/>
     <w:rPr>
       <w:rFonts w:asciiTheme="majorHAnsi" w:eastAsiaTheme="majorEastAsia" w:hAnsiTheme="majorHAnsi" w:cstheme="majorBidi"/>
       <w:color w:val="2F5496" w:themeColor="accent1" w:themeShade="BF"/>
@@ -761,7 +761,7 @@
     <w:link w:val="Heading3"/>
     <w:uiPriority w:val="9"/>
     <w:semiHidden/>
-    <w:rsid w:val="00264EC8"/>
+    <w:rsid w:val="002F20FB"/>
     <w:rPr>
       <w:rFonts w:eastAsiaTheme="majorEastAsia" w:cstheme="majorBidi"/>
       <w:color w:val="2F5496" w:themeColor="accent1" w:themeShade="BF"/>
@@ -775,7 +775,7 @@
     <w:link w:val="Heading4"/>
     <w:uiPriority w:val="9"/>
     <w:semiHidden/>
-    <w:rsid w:val="00264EC8"/>
+    <w:rsid w:val="002F20FB"/>
     <w:rPr>
       <w:rFonts w:eastAsiaTheme="majorEastAsia" w:cstheme="majorBidi"/>
       <w:i/>
@@ -789,7 +789,7 @@
     <w:link w:val="Heading5"/>
     <w:uiPriority w:val="9"/>
     <w:semiHidden/>
-    <w:rsid w:val="00264EC8"/>
+    <w:rsid w:val="002F20FB"/>
     <w:rPr>
       <w:rFonts w:eastAsiaTheme="majorEastAsia" w:cstheme="majorBidi"/>
       <w:color w:val="2F5496" w:themeColor="accent1" w:themeShade="BF"/>
@@ -801,7 +801,7 @@
     <w:link w:val="Heading6"/>
     <w:uiPriority w:val="9"/>
     <w:semiHidden/>
-    <w:rsid w:val="00264EC8"/>
+    <w:rsid w:val="002F20FB"/>
     <w:rPr>
       <w:rFonts w:eastAsiaTheme="majorEastAsia" w:cstheme="majorBidi"/>
       <w:i/>
@@ -815,7 +815,7 @@
     <w:link w:val="Heading7"/>
     <w:uiPriority w:val="9"/>
     <w:semiHidden/>
-    <w:rsid w:val="00264EC8"/>
+    <w:rsid w:val="002F20FB"/>
     <w:rPr>
       <w:rFonts w:eastAsiaTheme="majorEastAsia" w:cstheme="majorBidi"/>
       <w:color w:val="595959" w:themeColor="text1" w:themeTint="A6"/>
@@ -827,7 +827,7 @@
     <w:link w:val="Heading8"/>
     <w:uiPriority w:val="9"/>
     <w:semiHidden/>
-    <w:rsid w:val="00264EC8"/>
+    <w:rsid w:val="002F20FB"/>
     <w:rPr>
       <w:rFonts w:eastAsiaTheme="majorEastAsia" w:cstheme="majorBidi"/>
       <w:i/>
@@ -841,7 +841,7 @@
     <w:link w:val="Heading9"/>
     <w:uiPriority w:val="9"/>
     <w:semiHidden/>
-    <w:rsid w:val="00264EC8"/>
+    <w:rsid w:val="002F20FB"/>
     <w:rPr>
       <w:rFonts w:eastAsiaTheme="majorEastAsia" w:cstheme="majorBidi"/>
       <w:color w:val="272727" w:themeColor="text1" w:themeTint="D8"/>
@@ -854,7 +854,7 @@
     <w:link w:val="TitleChar"/>
     <w:uiPriority w:val="10"/>
     <w:qFormat/>
-    <w:rsid w:val="00264EC8"/>
+    <w:rsid w:val="002F20FB"/>
     <w:pPr>
       <w:spacing w:after="80" w:line="240" w:lineRule="auto"/>
       <w:contextualSpacing/>
@@ -872,7 +872,7 @@
     <w:basedOn w:val="DefaultParagraphFont"/>
     <w:link w:val="Title"/>
     <w:uiPriority w:val="10"/>
-    <w:rsid w:val="00264EC8"/>
+    <w:rsid w:val="002F20FB"/>
     <w:rPr>
       <w:rFonts w:asciiTheme="majorHAnsi" w:eastAsiaTheme="majorEastAsia" w:hAnsiTheme="majorHAnsi" w:cstheme="majorBidi"/>
       <w:spacing w:val="-10"/>
@@ -888,7 +888,7 @@
     <w:link w:val="SubtitleChar"/>
     <w:uiPriority w:val="11"/>
     <w:qFormat/>
-    <w:rsid w:val="00264EC8"/>
+    <w:rsid w:val="002F20FB"/>
     <w:pPr>
       <w:numPr>
         <w:ilvl w:val="1"/>
@@ -907,7 +907,7 @@
     <w:basedOn w:val="DefaultParagraphFont"/>
     <w:link w:val="Subtitle"/>
     <w:uiPriority w:val="11"/>
-    <w:rsid w:val="00264EC8"/>
+    <w:rsid w:val="002F20FB"/>
     <w:rPr>
       <w:rFonts w:eastAsiaTheme="majorEastAsia" w:cstheme="majorBidi"/>
       <w:color w:val="595959" w:themeColor="text1" w:themeTint="A6"/>
@@ -923,7 +923,7 @@
     <w:link w:val="QuoteChar"/>
     <w:uiPriority w:val="29"/>
     <w:qFormat/>
-    <w:rsid w:val="00264EC8"/>
+    <w:rsid w:val="002F20FB"/>
     <w:pPr>
       <w:spacing w:before="160"/>
       <w:jc w:val="center"/>
@@ -939,7 +939,7 @@
     <w:basedOn w:val="DefaultParagraphFont"/>
     <w:link w:val="Quote"/>
     <w:uiPriority w:val="29"/>
-    <w:rsid w:val="00264EC8"/>
+    <w:rsid w:val="002F20FB"/>
     <w:rPr>
       <w:i/>
       <w:iCs/>
@@ -951,7 +951,7 @@
     <w:basedOn w:val="Normal"/>
     <w:uiPriority w:val="34"/>
     <w:qFormat/>
-    <w:rsid w:val="00264EC8"/>
+    <w:rsid w:val="002F20FB"/>
     <w:pPr>
       <w:ind w:left="720"/>
       <w:contextualSpacing/>
@@ -962,7 +962,7 @@
     <w:basedOn w:val="DefaultParagraphFont"/>
     <w:uiPriority w:val="21"/>
     <w:qFormat/>
-    <w:rsid w:val="00264EC8"/>
+    <w:rsid w:val="002F20FB"/>
     <w:rPr>
       <w:i/>
       <w:iCs/>
@@ -976,7 +976,7 @@
     <w:link w:val="IntenseQuoteChar"/>
     <w:uiPriority w:val="30"/>
     <w:qFormat/>
-    <w:rsid w:val="00264EC8"/>
+    <w:rsid w:val="002F20FB"/>
     <w:pPr>
       <w:pBdr>
         <w:top w:val="single" w:sz="4" w:space="10" w:color="2F5496" w:themeColor="accent1" w:themeShade="BF"/>
@@ -997,7 +997,7 @@
     <w:basedOn w:val="DefaultParagraphFont"/>
     <w:link w:val="IntenseQuote"/>
     <w:uiPriority w:val="30"/>
-    <w:rsid w:val="00264EC8"/>
+    <w:rsid w:val="002F20FB"/>
     <w:rPr>
       <w:i/>
       <w:iCs/>
@@ -1009,7 +1009,7 @@
     <w:basedOn w:val="DefaultParagraphFont"/>
     <w:uiPriority w:val="32"/>
     <w:qFormat/>
-    <w:rsid w:val="00264EC8"/>
+    <w:rsid w:val="002F20FB"/>
     <w:rPr>
       <w:b/>
       <w:bCs/>
@@ -1023,7 +1023,7 @@
     <w:hidden/>
     <w:uiPriority w:val="99"/>
     <w:semiHidden/>
-    <w:rsid w:val="00264EC8"/>
+    <w:rsid w:val="002F20FB"/>
     <w:pPr>
       <w:spacing w:after="0" w:line="240" w:lineRule="auto"/>
     </w:pPr>
